--- a/assets/Splash Screen.docx
+++ b/assets/Splash Screen.docx
@@ -14,8 +14,6 @@
           <w:lang w:val="en-US" w:eastAsia="zh-CN"/>
         </w:rPr>
       </w:pPr>
-      <w:bookmarkStart w:id="0" w:name="_GoBack"/>
-      <w:bookmarkEnd w:id="0"/>
     </w:p>
     <w:p>
       <w:pPr>
@@ -176,6 +174,94 @@
         <w:spacing w:line="360" w:lineRule="auto"/>
         <w:jc w:val="center"/>
         <w:rPr>
+          <w:rFonts w:hint="eastAsia" w:ascii="汉仪中宋简" w:hAnsi="汉仪中宋简" w:eastAsia="汉仪中宋简" w:cs="汉仪中宋简"/>
+          <w:color w:val="auto"/>
+          <w:sz w:val="28"/>
+          <w:szCs w:val="28"/>
+          <w:lang w:val="en-US" w:eastAsia="zh-CN"/>
+        </w:rPr>
+      </w:pPr>
+      <w:r>
+        <w:rPr>
+          <w:rFonts w:hint="eastAsia" w:ascii="汉仪中宋简" w:hAnsi="汉仪中宋简" w:eastAsia="汉仪中宋简" w:cs="汉仪中宋简"/>
+          <w:color w:val="auto"/>
+          <w:sz w:val="28"/>
+          <w:szCs w:val="28"/>
+          <w:lang w:val="en-US" w:eastAsia="zh-CN"/>
+        </w:rPr>
+        <w:t>Developed by HachimiONanbayLyudou</w:t>
+      </w:r>
+    </w:p>
+    <w:p>
+      <w:pPr>
+        <w:spacing w:line="360" w:lineRule="auto"/>
+        <w:jc w:val="center"/>
+        <w:rPr>
+          <w:rFonts w:hint="eastAsia" w:ascii="汉仪中宋简" w:hAnsi="汉仪中宋简" w:eastAsia="汉仪中宋简" w:cs="汉仪中宋简"/>
+          <w:color w:val="auto"/>
+          <w:sz w:val="28"/>
+          <w:szCs w:val="28"/>
+          <w:lang w:val="en-US" w:eastAsia="zh-CN"/>
+        </w:rPr>
+      </w:pPr>
+    </w:p>
+    <w:p>
+      <w:pPr>
+        <w:spacing w:line="360" w:lineRule="auto"/>
+        <w:jc w:val="center"/>
+        <w:rPr>
+          <w:rFonts w:hint="eastAsia" w:ascii="汉仪中宋简" w:hAnsi="汉仪中宋简" w:eastAsia="汉仪中宋简" w:cs="汉仪中宋简"/>
+          <w:color w:val="auto"/>
+          <w:sz w:val="28"/>
+          <w:szCs w:val="28"/>
+          <w:lang w:val="en-US" w:eastAsia="zh-CN"/>
+        </w:rPr>
+      </w:pPr>
+    </w:p>
+    <w:p>
+      <w:pPr>
+        <w:spacing w:line="360" w:lineRule="auto"/>
+        <w:jc w:val="center"/>
+        <w:rPr>
+          <w:rFonts w:hint="eastAsia" w:ascii="汉仪中宋简" w:hAnsi="汉仪中宋简" w:eastAsia="汉仪中宋简" w:cs="汉仪中宋简"/>
+          <w:color w:val="auto"/>
+          <w:sz w:val="28"/>
+          <w:szCs w:val="28"/>
+          <w:lang w:val="en-US" w:eastAsia="zh-CN"/>
+        </w:rPr>
+      </w:pPr>
+    </w:p>
+    <w:p>
+      <w:pPr>
+        <w:spacing w:line="360" w:lineRule="auto"/>
+        <w:jc w:val="center"/>
+        <w:rPr>
+          <w:rFonts w:hint="eastAsia" w:ascii="汉仪中宋简" w:hAnsi="汉仪中宋简" w:eastAsia="汉仪中宋简" w:cs="汉仪中宋简"/>
+          <w:color w:val="auto"/>
+          <w:sz w:val="28"/>
+          <w:szCs w:val="28"/>
+          <w:lang w:val="en-US" w:eastAsia="zh-CN"/>
+        </w:rPr>
+      </w:pPr>
+    </w:p>
+    <w:p>
+      <w:pPr>
+        <w:spacing w:line="360" w:lineRule="auto"/>
+        <w:jc w:val="center"/>
+        <w:rPr>
+          <w:rFonts w:hint="eastAsia" w:ascii="汉仪中宋简" w:hAnsi="汉仪中宋简" w:eastAsia="汉仪中宋简" w:cs="汉仪中宋简"/>
+          <w:color w:val="auto"/>
+          <w:sz w:val="28"/>
+          <w:szCs w:val="28"/>
+          <w:lang w:val="en-US" w:eastAsia="zh-CN"/>
+        </w:rPr>
+      </w:pPr>
+    </w:p>
+    <w:p>
+      <w:pPr>
+        <w:spacing w:line="360" w:lineRule="auto"/>
+        <w:jc w:val="center"/>
+        <w:rPr>
           <w:rFonts w:hint="default" w:ascii="汉仪中宋简" w:hAnsi="汉仪中宋简" w:eastAsia="汉仪中宋简" w:cs="汉仪中宋简"/>
           <w:color w:val="auto"/>
           <w:sz w:val="28"/>
@@ -190,16 +276,8 @@
           <w:docGrid w:type="lines" w:linePitch="312" w:charSpace="0"/>
         </w:sectPr>
       </w:pPr>
-      <w:r>
-        <w:rPr>
-          <w:rFonts w:hint="eastAsia" w:ascii="汉仪中宋简" w:hAnsi="汉仪中宋简" w:eastAsia="汉仪中宋简" w:cs="汉仪中宋简"/>
-          <w:color w:val="auto"/>
-          <w:sz w:val="28"/>
-          <w:szCs w:val="28"/>
-          <w:lang w:val="en-US" w:eastAsia="zh-CN"/>
-        </w:rPr>
-        <w:t>Developed by HachimiONanbayLyudou</w:t>
-      </w:r>
+      <w:bookmarkStart w:id="0" w:name="_GoBack"/>
+      <w:bookmarkEnd w:id="0"/>
     </w:p>
     <w:p>
       <w:pPr>
@@ -404,7 +482,7 @@
     <w:lsdException w:unhideWhenUsed="0" w:uiPriority="0" w:semiHidden="0" w:name="Body Text Indent 2"/>
     <w:lsdException w:unhideWhenUsed="0" w:uiPriority="0" w:semiHidden="0" w:name="Body Text Indent 3"/>
     <w:lsdException w:unhideWhenUsed="0" w:uiPriority="0" w:semiHidden="0" w:name="Block Text"/>
-    <w:lsdException w:unhideWhenUsed="0" w:uiPriority="0" w:semiHidden="0" w:name="Hyperlink"/>
+    <w:lsdException w:qFormat="1" w:unhideWhenUsed="0" w:uiPriority="0" w:semiHidden="0" w:name="Hyperlink"/>
     <w:lsdException w:unhideWhenUsed="0" w:uiPriority="0" w:semiHidden="0" w:name="FollowedHyperlink"/>
     <w:lsdException w:qFormat="1" w:unhideWhenUsed="0" w:uiPriority="0" w:semiHidden="0" w:name="Strong"/>
     <w:lsdException w:qFormat="1" w:unhideWhenUsed="0" w:uiPriority="0" w:semiHidden="0" w:name="Emphasis"/>
@@ -689,6 +767,7 @@
   <w:style w:type="character" w:styleId="9">
     <w:name w:val="Hyperlink"/>
     <w:basedOn w:val="7"/>
+    <w:qFormat/>
     <w:uiPriority w:val="0"/>
     <w:rPr>
       <w:color w:val="0000FF"/>
